--- a/Dataset/generated_documents/inspection/INS_EVT-050.docx
+++ b/Dataset/generated_documents/inspection/INS_EVT-050.docx
@@ -37,7 +37,7 @@
           <w:b/>
           <w:sz w:val="32"/>
         </w:rPr>
-        <w:t>Routine Inspection Report</w:t>
+        <w:t>Equipment Condition Inspection</w:t>
       </w:r>
     </w:p>
     <w:p/>
@@ -77,7 +77,7 @@
           </w:tcPr>
           <w:p>
             <w:r>
-              <w:t>03966544</w:t>
+              <w:t>F6D514FF</w:t>
             </w:r>
           </w:p>
         </w:tc>
@@ -209,7 +209,7 @@
           </w:tcPr>
           <w:p>
             <w:r>
-              <w:t>14-Jul-2026 22:50</w:t>
+              <w:t>15-Jul-2026 13:05</w:t>
             </w:r>
           </w:p>
         </w:tc>
@@ -619,13 +619,9 @@
     <w:p>
       <w:r>
         <w:br/>
-        <w:t>Routine inspection was conducted on</w:t>
+        <w:t>Inspection initiated following an operational</w:t>
         <w:br/>
-        <w:t>Steam Boiler to evaluate its</w:t>
-        <w:br/>
-        <w:t>operating condition and identify any</w:t>
-        <w:br/>
-        <w:t>abnormalities.</w:t>
+        <w:t>complaint from Quality.</w:t>
         <w:br/>
       </w:r>
     </w:p>
@@ -653,7 +649,7 @@
     <w:p>
       <w:r>
         <w:br/>
-        <w:t>Observed condition:</w:t>
+        <w:t>Inspector observed:</w:t>
         <w:br/>
         <w:br/>
         <w:t>Abnormal vibration</w:t>
@@ -670,7 +666,7 @@
     </w:p>
     <w:p>
       <w:r>
-        <w:t>Risk Level : Low</w:t>
+        <w:t>Risk Level : Medium</w:t>
       </w:r>
     </w:p>
     <w:p>
@@ -683,7 +679,7 @@
     </w:p>
     <w:p>
       <w:r>
-        <w:t>No abnormal noise observed after trial run.</w:t>
+        <w:t>Recommend OEM inspection during annual shutdown.</w:t>
       </w:r>
     </w:p>
     <w:p>
@@ -696,7 +692,7 @@
     </w:p>
     <w:p>
       <w:r>
-        <w:t>Gas detector readings were within permissible limits.</w:t>
+        <w:t>Equipment was electrically isolated before repair.</w:t>
       </w:r>
     </w:p>
     <w:p>
@@ -709,7 +705,7 @@
     </w:p>
     <w:p>
       <w:r>
-        <w:t>Digital Multimeter</w:t>
+        <w:t>Hydraulic Jack</w:t>
       </w:r>
     </w:p>
     <w:p>
@@ -717,7 +713,7 @@
         <w:pStyle w:val="Heading1"/>
       </w:pPr>
       <w:r>
-        <w:t>Maintenance Summary</w:t>
+        <w:t>Inspection Summary</w:t>
       </w:r>
     </w:p>
     <w:tbl>
@@ -1269,7 +1265,20 @@
         <w:pStyle w:val="Heading1"/>
       </w:pPr>
       <w:r>
-        <w:t>Maintenance Checklist</w:t>
+        <w:t>Root Cause</w:t>
+      </w:r>
+    </w:p>
+    <w:p>
+      <w:r>
+        <w:t>Bearing wear</w:t>
+      </w:r>
+    </w:p>
+    <w:p>
+      <w:pPr>
+        <w:pStyle w:val="Heading1"/>
+      </w:pPr>
+      <w:r>
+        <w:t>Inspection Checklist</w:t>
       </w:r>
     </w:p>
     <w:p>
@@ -1318,7 +1327,7 @@
     </w:p>
     <w:p>
       <w:r>
-        <w:t>Continue weekly inspection.</w:t>
+        <w:t>Monitor bearing temperature daily.</w:t>
       </w:r>
     </w:p>
     <w:p/>
